--- a/Group B/Instructions Group B.docx
+++ b/Group B/Instructions Group B.docx
@@ -107,7 +107,21 @@
         <w:rPr>
           <w:lang w:val="en-GB"/>
         </w:rPr>
-        <w:t>In the folder on github, you will find a dataset</w:t>
+        <w:t xml:space="preserve">In the folder on </w:t>
+      </w:r>
+      <w:proofErr w:type="spellStart"/>
+      <w:r>
+        <w:rPr>
+          <w:lang w:val="en-GB"/>
+        </w:rPr>
+        <w:t>github</w:t>
+      </w:r>
+      <w:proofErr w:type="spellEnd"/>
+      <w:r>
+        <w:rPr>
+          <w:lang w:val="en-GB"/>
+        </w:rPr>
+        <w:t>, you will find a dataset</w:t>
       </w:r>
       <w:r>
         <w:rPr>
@@ -269,12 +283,14 @@
           <w:lang w:val="en-GB"/>
         </w:rPr>
       </w:pPr>
+      <w:proofErr w:type="spellStart"/>
       <w:r>
         <w:rPr>
           <w:lang w:val="en-GB"/>
         </w:rPr>
         <w:t>D_Age</w:t>
       </w:r>
+      <w:proofErr w:type="spellEnd"/>
       <w:r>
         <w:rPr>
           <w:lang w:val="en-GB"/>
@@ -304,8 +320,15 @@
           <w:lang w:val="en-GB"/>
         </w:rPr>
         <w:cr/>
+      </w:r>
+      <w:proofErr w:type="spellStart"/>
+      <w:r>
+        <w:rPr>
+          <w:lang w:val="en-GB"/>
+        </w:rPr>
         <w:t>D_Gender</w:t>
       </w:r>
+      <w:proofErr w:type="spellEnd"/>
       <w:r>
         <w:rPr>
           <w:lang w:val="en-GB"/>
@@ -323,8 +346,15 @@
           <w:lang w:val="en-GB"/>
         </w:rPr>
         <w:cr/>
+      </w:r>
+      <w:proofErr w:type="spellStart"/>
+      <w:r>
+        <w:rPr>
+          <w:lang w:val="en-GB"/>
+        </w:rPr>
         <w:t>D_hours</w:t>
       </w:r>
+      <w:proofErr w:type="spellEnd"/>
       <w:r>
         <w:rPr>
           <w:lang w:val="en-GB"/>
@@ -366,8 +396,15 @@
           <w:lang w:val="en-GB"/>
         </w:rPr>
         <w:cr/>
+      </w:r>
+      <w:proofErr w:type="spellStart"/>
+      <w:r>
+        <w:rPr>
+          <w:lang w:val="en-GB"/>
+        </w:rPr>
         <w:t>D_allot</w:t>
       </w:r>
+      <w:proofErr w:type="spellEnd"/>
       <w:r>
         <w:rPr>
           <w:lang w:val="en-GB"/>
@@ -455,21 +492,7 @@
           <w:lang w:val="en-GB"/>
         </w:rPr>
         <w:cr/>
-        <w:t>5=</w:t>
-      </w:r>
-      <w:proofErr w:type="gramStart"/>
-      <w:r>
-        <w:rPr>
-          <w:lang w:val="en-GB"/>
-        </w:rPr>
-        <w:t>all of</w:t>
-      </w:r>
-      <w:proofErr w:type="gramEnd"/>
-      <w:r>
-        <w:rPr>
-          <w:lang w:val="en-GB"/>
-        </w:rPr>
-        <w:t xml:space="preserve"> the time </w:t>
+        <w:t xml:space="preserve">5=all of the time </w:t>
       </w:r>
     </w:p>
     <w:p>
@@ -834,21 +857,7 @@
           <w:lang w:val="en-GB"/>
         </w:rPr>
         <w:cr/>
-        <w:t xml:space="preserve">3=neither agree </w:t>
-      </w:r>
-      <w:proofErr w:type="gramStart"/>
-      <w:r>
-        <w:rPr>
-          <w:lang w:val="en-GB"/>
-        </w:rPr>
-        <w:t>or</w:t>
-      </w:r>
-      <w:proofErr w:type="gramEnd"/>
-      <w:r>
-        <w:rPr>
-          <w:lang w:val="en-GB"/>
-        </w:rPr>
-        <w:t xml:space="preserve"> disagree</w:t>
+        <w:t>3=neither agree or disagree</w:t>
       </w:r>
       <w:r>
         <w:rPr>
@@ -1047,141 +1056,212 @@
     <w:p>
       <w:pPr>
         <w:rPr>
-          <w:lang w:val="en-GB"/>
-        </w:rPr>
-      </w:pPr>
-      <w:r>
-        <w:rPr>
-          <w:lang w:val="en-GB"/>
-        </w:rPr>
-        <w:t xml:space="preserve">It’s best to use dplyr to arrange your data. </w:t>
+          <w:rFonts w:ascii="Courier New" w:hAnsi="Courier New" w:cs="Courier New"/>
+          <w:lang w:val="en-GB"/>
+        </w:rPr>
+      </w:pPr>
+      <w:r>
+        <w:rPr>
+          <w:lang w:val="en-GB"/>
+        </w:rPr>
+        <w:t xml:space="preserve">Name your analysis file as follows: </w:t>
+      </w:r>
+      <w:proofErr w:type="spellStart"/>
+      <w:r>
+        <w:rPr>
+          <w:rFonts w:ascii="Courier New" w:hAnsi="Courier New" w:cs="Courier New"/>
+          <w:lang w:val="en-GB"/>
+        </w:rPr>
+        <w:t>Name_GroupAorB_analysis</w:t>
+      </w:r>
+      <w:r>
+        <w:rPr>
+          <w:rFonts w:ascii="Courier New" w:hAnsi="Courier New" w:cs="Courier New"/>
+          <w:lang w:val="en-GB"/>
+        </w:rPr>
+        <w:t>.R</w:t>
+      </w:r>
+      <w:proofErr w:type="spellEnd"/>
+      <w:r>
+        <w:rPr>
+          <w:rFonts w:ascii="Courier New" w:hAnsi="Courier New" w:cs="Courier New"/>
+          <w:lang w:val="en-GB"/>
+        </w:rPr>
+        <w:t xml:space="preserve"> </w:t>
       </w:r>
     </w:p>
     <w:p>
       <w:pPr>
         <w:rPr>
-          <w:lang w:val="en-GB"/>
-        </w:rPr>
-      </w:pPr>
-      <w:r>
-        <w:rPr>
-          <w:b/>
-          <w:bCs/>
-          <w:lang w:val="en-GB"/>
-        </w:rPr>
-        <w:t>To look at differences between groups</w:t>
-      </w:r>
-      <w:r>
-        <w:rPr>
-          <w:lang w:val="en-GB"/>
-        </w:rPr>
-        <w:t xml:space="preserve"> – those who have an </w:t>
-      </w:r>
-      <w:r>
-        <w:rPr>
-          <w:lang w:val="en-GB"/>
-        </w:rPr>
-        <w:t>allotment</w:t>
-      </w:r>
-      <w:r>
-        <w:rPr>
-          <w:lang w:val="en-GB"/>
-        </w:rPr>
-        <w:t xml:space="preserve"> and those who don’t: </w:t>
+          <w:rFonts w:ascii="Aptos" w:hAnsi="Aptos"/>
+          <w:lang w:val="en-GB"/>
+        </w:rPr>
+      </w:pPr>
+      <w:r>
+        <w:rPr>
+          <w:rFonts w:ascii="Aptos" w:hAnsi="Aptos" w:cs="Courier New"/>
+          <w:lang w:val="en-GB"/>
+        </w:rPr>
+        <w:t>Save it in the main folder from the repository, the same folder where the data are.</w:t>
       </w:r>
     </w:p>
     <w:p>
       <w:pPr>
         <w:rPr>
-          <w:rFonts w:ascii="Courier New" w:hAnsi="Courier New" w:cs="Courier New"/>
-          <w:lang w:val="en-GB"/>
-        </w:rPr>
-      </w:pPr>
-      <w:r>
-        <w:rPr>
-          <w:rFonts w:ascii="Courier New" w:hAnsi="Courier New" w:cs="Courier New"/>
-          <w:lang w:val="en-GB"/>
-        </w:rPr>
-        <w:t>df %&gt;%</w:t>
-      </w:r>
-      <w:r>
-        <w:rPr>
-          <w:rFonts w:ascii="Courier New" w:hAnsi="Courier New" w:cs="Courier New"/>
-          <w:lang w:val="en-GB"/>
-        </w:rPr>
-        <w:br/>
-      </w:r>
-      <w:r>
-        <w:rPr>
-          <w:rFonts w:ascii="Courier New" w:hAnsi="Courier New" w:cs="Courier New"/>
-          <w:lang w:val="en-GB"/>
-        </w:rPr>
-        <w:t xml:space="preserve">  group_by(D_allot) %&gt;%</w:t>
-      </w:r>
-      <w:r>
-        <w:rPr>
-          <w:rFonts w:ascii="Courier New" w:hAnsi="Courier New" w:cs="Courier New"/>
-          <w:lang w:val="en-GB"/>
-        </w:rPr>
-        <w:br/>
-      </w:r>
-      <w:r>
-        <w:rPr>
-          <w:rFonts w:ascii="Courier New" w:hAnsi="Courier New" w:cs="Courier New"/>
-          <w:lang w:val="en-GB"/>
-        </w:rPr>
-        <w:t xml:space="preserve">  summarise(mean = </w:t>
-      </w:r>
-      <w:proofErr w:type="gramStart"/>
-      <w:r>
-        <w:rPr>
-          <w:rFonts w:ascii="Courier New" w:hAnsi="Courier New" w:cs="Courier New"/>
-          <w:lang w:val="en-GB"/>
-        </w:rPr>
-        <w:t>mean(</w:t>
-      </w:r>
-      <w:proofErr w:type="gramEnd"/>
-      <w:r>
-        <w:rPr>
-          <w:rFonts w:ascii="Courier New" w:hAnsi="Courier New" w:cs="Courier New"/>
-          <w:highlight w:val="yellow"/>
-          <w:lang w:val="en-GB"/>
-        </w:rPr>
-        <w:t>XXX</w:t>
-      </w:r>
-      <w:r>
-        <w:rPr>
-          <w:rFonts w:ascii="Courier New" w:hAnsi="Courier New" w:cs="Courier New"/>
-          <w:lang w:val="en-GB"/>
-        </w:rPr>
-        <w:t>))</w:t>
+          <w:lang w:val="en-GB"/>
+        </w:rPr>
+      </w:pPr>
+      <w:r>
+        <w:rPr>
+          <w:lang w:val="en-GB"/>
+        </w:rPr>
+        <w:t xml:space="preserve">It’s best to use </w:t>
+      </w:r>
+      <w:proofErr w:type="spellStart"/>
+      <w:r>
+        <w:rPr>
+          <w:lang w:val="en-GB"/>
+        </w:rPr>
+        <w:t>dplyr</w:t>
+      </w:r>
+      <w:proofErr w:type="spellEnd"/>
+      <w:r>
+        <w:rPr>
+          <w:lang w:val="en-GB"/>
+        </w:rPr>
+        <w:t xml:space="preserve"> to arrange your data. </w:t>
       </w:r>
     </w:p>
     <w:p>
       <w:pPr>
         <w:rPr>
-          <w:rFonts w:ascii="Courier New" w:hAnsi="Courier New" w:cs="Courier New"/>
-          <w:lang w:val="en-GB"/>
-        </w:rPr>
-      </w:pPr>
+          <w:lang w:val="en-GB"/>
+        </w:rPr>
+      </w:pPr>
+      <w:r>
+        <w:rPr>
+          <w:b/>
+          <w:bCs/>
+          <w:lang w:val="en-GB"/>
+        </w:rPr>
+        <w:t>To look at differences between groups</w:t>
+      </w:r>
+      <w:r>
+        <w:rPr>
+          <w:lang w:val="en-GB"/>
+        </w:rPr>
+        <w:t xml:space="preserve"> – those who have an </w:t>
+      </w:r>
+      <w:r>
+        <w:rPr>
+          <w:lang w:val="en-GB"/>
+        </w:rPr>
+        <w:t>allotment</w:t>
+      </w:r>
+      <w:r>
+        <w:rPr>
+          <w:lang w:val="en-GB"/>
+        </w:rPr>
+        <w:t xml:space="preserve"> and those who don’t: </w:t>
+      </w:r>
     </w:p>
     <w:p>
       <w:pPr>
         <w:rPr>
-          <w:rFonts w:ascii="Aptos" w:hAnsi="Aptos" w:cs="Courier New"/>
-          <w:b/>
-          <w:bCs/>
-          <w:lang w:val="en-GB"/>
-        </w:rPr>
-      </w:pPr>
-      <w:r>
-        <w:rPr>
-          <w:rFonts w:ascii="Aptos" w:hAnsi="Aptos" w:cs="Courier New"/>
-          <w:b/>
-          <w:bCs/>
-          <w:lang w:val="en-GB"/>
-        </w:rPr>
-        <w:t xml:space="preserve">To make total score variables: </w:t>
+          <w:rFonts w:ascii="Courier New" w:hAnsi="Courier New" w:cs="Courier New"/>
+          <w:lang w:val="en-GB"/>
+        </w:rPr>
+      </w:pPr>
+      <w:proofErr w:type="spellStart"/>
+      <w:r>
+        <w:rPr>
+          <w:rFonts w:ascii="Courier New" w:hAnsi="Courier New" w:cs="Courier New"/>
+          <w:lang w:val="en-GB"/>
+        </w:rPr>
+        <w:t>df</w:t>
+      </w:r>
+      <w:proofErr w:type="spellEnd"/>
+      <w:r>
+        <w:rPr>
+          <w:rFonts w:ascii="Courier New" w:hAnsi="Courier New" w:cs="Courier New"/>
+          <w:lang w:val="en-GB"/>
+        </w:rPr>
+        <w:t xml:space="preserve"> %&gt;%</w:t>
+      </w:r>
+      <w:r>
+        <w:rPr>
+          <w:rFonts w:ascii="Courier New" w:hAnsi="Courier New" w:cs="Courier New"/>
+          <w:lang w:val="en-GB"/>
+        </w:rPr>
+        <w:br/>
+      </w:r>
+      <w:r>
+        <w:rPr>
+          <w:rFonts w:ascii="Courier New" w:hAnsi="Courier New" w:cs="Courier New"/>
+          <w:lang w:val="en-GB"/>
+        </w:rPr>
+        <w:t xml:space="preserve">  </w:t>
+      </w:r>
+      <w:proofErr w:type="spellStart"/>
+      <w:r>
+        <w:rPr>
+          <w:rFonts w:ascii="Courier New" w:hAnsi="Courier New" w:cs="Courier New"/>
+          <w:lang w:val="en-GB"/>
+        </w:rPr>
+        <w:t>group_by</w:t>
+      </w:r>
+      <w:proofErr w:type="spellEnd"/>
+      <w:r>
+        <w:rPr>
+          <w:rFonts w:ascii="Courier New" w:hAnsi="Courier New" w:cs="Courier New"/>
+          <w:lang w:val="en-GB"/>
+        </w:rPr>
+        <w:t>(</w:t>
+      </w:r>
+      <w:proofErr w:type="spellStart"/>
+      <w:r>
+        <w:rPr>
+          <w:rFonts w:ascii="Courier New" w:hAnsi="Courier New" w:cs="Courier New"/>
+          <w:lang w:val="en-GB"/>
+        </w:rPr>
+        <w:t>D_allot</w:t>
+      </w:r>
+      <w:proofErr w:type="spellEnd"/>
+      <w:r>
+        <w:rPr>
+          <w:rFonts w:ascii="Courier New" w:hAnsi="Courier New" w:cs="Courier New"/>
+          <w:lang w:val="en-GB"/>
+        </w:rPr>
+        <w:t>) %&gt;%</w:t>
+      </w:r>
+      <w:r>
+        <w:rPr>
+          <w:rFonts w:ascii="Courier New" w:hAnsi="Courier New" w:cs="Courier New"/>
+          <w:lang w:val="en-GB"/>
+        </w:rPr>
+        <w:br/>
+      </w:r>
+      <w:r>
+        <w:rPr>
+          <w:rFonts w:ascii="Courier New" w:hAnsi="Courier New" w:cs="Courier New"/>
+          <w:lang w:val="en-GB"/>
+        </w:rPr>
+        <w:t xml:space="preserve">  summarise(mean = mean(</w:t>
+      </w:r>
+      <w:r>
+        <w:rPr>
+          <w:rFonts w:ascii="Courier New" w:hAnsi="Courier New" w:cs="Courier New"/>
+          <w:highlight w:val="yellow"/>
+          <w:lang w:val="en-GB"/>
+        </w:rPr>
+        <w:t>XXX</w:t>
+      </w:r>
+      <w:r>
+        <w:rPr>
+          <w:rFonts w:ascii="Courier New" w:hAnsi="Courier New" w:cs="Courier New"/>
+          <w:lang w:val="en-GB"/>
+        </w:rPr>
+        <w:t>))</w:t>
       </w:r>
     </w:p>
     <w:p>
@@ -1191,12 +1271,64 @@
           <w:lang w:val="en-GB"/>
         </w:rPr>
       </w:pPr>
-      <w:r>
-        <w:rPr>
-          <w:rFonts w:ascii="Courier New" w:hAnsi="Courier New" w:cs="Courier New"/>
-          <w:lang w:val="en-GB"/>
-        </w:rPr>
-        <w:t>df &lt;- df %&gt;%</w:t>
+    </w:p>
+    <w:p>
+      <w:pPr>
+        <w:rPr>
+          <w:rFonts w:ascii="Aptos" w:hAnsi="Aptos" w:cs="Courier New"/>
+          <w:b/>
+          <w:bCs/>
+          <w:lang w:val="en-GB"/>
+        </w:rPr>
+      </w:pPr>
+      <w:r>
+        <w:rPr>
+          <w:rFonts w:ascii="Aptos" w:hAnsi="Aptos" w:cs="Courier New"/>
+          <w:b/>
+          <w:bCs/>
+          <w:lang w:val="en-GB"/>
+        </w:rPr>
+        <w:t xml:space="preserve">To make total score variables: </w:t>
+      </w:r>
+    </w:p>
+    <w:p>
+      <w:pPr>
+        <w:rPr>
+          <w:rFonts w:ascii="Courier New" w:hAnsi="Courier New" w:cs="Courier New"/>
+          <w:lang w:val="en-GB"/>
+        </w:rPr>
+      </w:pPr>
+      <w:proofErr w:type="spellStart"/>
+      <w:r>
+        <w:rPr>
+          <w:rFonts w:ascii="Courier New" w:hAnsi="Courier New" w:cs="Courier New"/>
+          <w:lang w:val="en-GB"/>
+        </w:rPr>
+        <w:t>df</w:t>
+      </w:r>
+      <w:proofErr w:type="spellEnd"/>
+      <w:r>
+        <w:rPr>
+          <w:rFonts w:ascii="Courier New" w:hAnsi="Courier New" w:cs="Courier New"/>
+          <w:lang w:val="en-GB"/>
+        </w:rPr>
+        <w:t xml:space="preserve"> &lt;- </w:t>
+      </w:r>
+      <w:proofErr w:type="spellStart"/>
+      <w:r>
+        <w:rPr>
+          <w:rFonts w:ascii="Courier New" w:hAnsi="Courier New" w:cs="Courier New"/>
+          <w:lang w:val="en-GB"/>
+        </w:rPr>
+        <w:t>df</w:t>
+      </w:r>
+      <w:proofErr w:type="spellEnd"/>
+      <w:r>
+        <w:rPr>
+          <w:rFonts w:ascii="Courier New" w:hAnsi="Courier New" w:cs="Courier New"/>
+          <w:lang w:val="en-GB"/>
+        </w:rPr>
+        <w:t xml:space="preserve"> %&gt;%</w:t>
       </w:r>
       <w:r>
         <w:rPr>
@@ -1212,6 +1344,7 @@
         </w:rPr>
         <w:t xml:space="preserve">  mutate(</w:t>
       </w:r>
+      <w:proofErr w:type="spellStart"/>
       <w:r>
         <w:rPr>
           <w:rFonts w:ascii="Courier New" w:hAnsi="Courier New" w:cs="Courier New"/>
@@ -1225,7 +1358,47 @@
           <w:rFonts w:ascii="Courier New" w:hAnsi="Courier New" w:cs="Courier New"/>
           <w:lang w:val="en-GB"/>
         </w:rPr>
-        <w:t>_total = rowSums(across(starts_with("</w:t>
+        <w:t>_total</w:t>
+      </w:r>
+      <w:proofErr w:type="spellEnd"/>
+      <w:r>
+        <w:rPr>
+          <w:rFonts w:ascii="Courier New" w:hAnsi="Courier New" w:cs="Courier New"/>
+          <w:lang w:val="en-GB"/>
+        </w:rPr>
+        <w:t xml:space="preserve"> = </w:t>
+      </w:r>
+      <w:proofErr w:type="spellStart"/>
+      <w:r>
+        <w:rPr>
+          <w:rFonts w:ascii="Courier New" w:hAnsi="Courier New" w:cs="Courier New"/>
+          <w:lang w:val="en-GB"/>
+        </w:rPr>
+        <w:t>rowSums</w:t>
+      </w:r>
+      <w:proofErr w:type="spellEnd"/>
+      <w:r>
+        <w:rPr>
+          <w:rFonts w:ascii="Courier New" w:hAnsi="Courier New" w:cs="Courier New"/>
+          <w:lang w:val="en-GB"/>
+        </w:rPr>
+        <w:t>(across(</w:t>
+      </w:r>
+      <w:proofErr w:type="spellStart"/>
+      <w:r>
+        <w:rPr>
+          <w:rFonts w:ascii="Courier New" w:hAnsi="Courier New" w:cs="Courier New"/>
+          <w:lang w:val="en-GB"/>
+        </w:rPr>
+        <w:t>starts_with</w:t>
+      </w:r>
+      <w:proofErr w:type="spellEnd"/>
+      <w:r>
+        <w:rPr>
+          <w:rFonts w:ascii="Courier New" w:hAnsi="Courier New" w:cs="Courier New"/>
+          <w:lang w:val="en-GB"/>
+        </w:rPr>
+        <w:t>("</w:t>
       </w:r>
       <w:r>
         <w:rPr>
@@ -1334,8 +1507,17 @@
           <w:rFonts w:ascii="Aptos" w:hAnsi="Aptos" w:cs="Courier New"/>
           <w:lang w:val="en-GB"/>
         </w:rPr>
-        <w:t>check that no one is doing anything on Github</w:t>
-      </w:r>
+        <w:t xml:space="preserve">check that no one is doing anything on </w:t>
+      </w:r>
+      <w:proofErr w:type="spellStart"/>
+      <w:r>
+        <w:rPr>
+          <w:rFonts w:ascii="Aptos" w:hAnsi="Aptos" w:cs="Courier New"/>
+          <w:lang w:val="en-GB"/>
+        </w:rPr>
+        <w:t>Github</w:t>
+      </w:r>
+      <w:proofErr w:type="spellEnd"/>
       <w:r>
         <w:rPr>
           <w:rFonts w:ascii="Aptos" w:hAnsi="Aptos" w:cs="Courier New"/>
@@ -1361,6 +1543,7 @@
           <w:rFonts w:ascii="Aptos" w:hAnsi="Aptos" w:cs="Courier New"/>
           <w:lang w:val="en-GB"/>
         </w:rPr>
+        <w:lastRenderedPageBreak/>
         <w:t xml:space="preserve">Pull the current version of </w:t>
       </w:r>
       <w:r>
@@ -1368,7 +1551,23 @@
           <w:rFonts w:ascii="Aptos" w:hAnsi="Aptos" w:cs="Courier New"/>
           <w:lang w:val="en-GB"/>
         </w:rPr>
-        <w:t>the github repository</w:t>
+        <w:t xml:space="preserve">the </w:t>
+      </w:r>
+      <w:proofErr w:type="spellStart"/>
+      <w:r>
+        <w:rPr>
+          <w:rFonts w:ascii="Aptos" w:hAnsi="Aptos" w:cs="Courier New"/>
+          <w:lang w:val="en-GB"/>
+        </w:rPr>
+        <w:t>github</w:t>
+      </w:r>
+      <w:proofErr w:type="spellEnd"/>
+      <w:r>
+        <w:rPr>
+          <w:rFonts w:ascii="Aptos" w:hAnsi="Aptos" w:cs="Courier New"/>
+          <w:lang w:val="en-GB"/>
+        </w:rPr>
+        <w:t xml:space="preserve"> repository</w:t>
       </w:r>
       <w:r>
         <w:rPr>
@@ -1428,7 +1627,6 @@
           <w:rFonts w:ascii="Aptos" w:hAnsi="Aptos" w:cs="Courier New"/>
           <w:lang w:val="en-GB"/>
         </w:rPr>
-        <w:lastRenderedPageBreak/>
         <w:t>Stage and commit your changes (</w:t>
       </w:r>
       <w:r>
@@ -1436,38 +1634,14 @@
           <w:rFonts w:ascii="Courier New" w:hAnsi="Courier New" w:cs="Courier New"/>
           <w:lang w:val="en-GB"/>
         </w:rPr>
-        <w:t xml:space="preserve">git </w:t>
-      </w:r>
-      <w:proofErr w:type="gramStart"/>
-      <w:r>
-        <w:rPr>
-          <w:rFonts w:ascii="Courier New" w:hAnsi="Courier New" w:cs="Courier New"/>
-          <w:lang w:val="en-GB"/>
-        </w:rPr>
-        <w:t>add .</w:t>
-      </w:r>
-      <w:proofErr w:type="gramEnd"/>
-      <w:r>
-        <w:rPr>
-          <w:rFonts w:ascii="Courier New" w:hAnsi="Courier New" w:cs="Courier New"/>
-          <w:lang w:val="en-GB"/>
-        </w:rPr>
-        <w:t xml:space="preserve"> </w:t>
-      </w:r>
-      <w:r>
-        <w:rPr>
-          <w:rFonts w:ascii="Courier New" w:hAnsi="Courier New" w:cs="Courier New"/>
-          <w:lang w:val="en-GB"/>
-        </w:rPr>
-        <w:t>; git commit -</w:t>
-      </w:r>
-      <w:proofErr w:type="gramStart"/>
-      <w:r>
-        <w:rPr>
-          <w:rFonts w:ascii="Courier New" w:hAnsi="Courier New" w:cs="Courier New"/>
-          <w:lang w:val="en-GB"/>
-        </w:rPr>
-        <w:t>m</w:t>
+        <w:t xml:space="preserve">git add . </w:t>
+      </w:r>
+      <w:r>
+        <w:rPr>
+          <w:rFonts w:ascii="Courier New" w:hAnsi="Courier New" w:cs="Courier New"/>
+          <w:lang w:val="en-GB"/>
+        </w:rPr>
+        <w:t>; git commit -m</w:t>
       </w:r>
       <w:r>
         <w:rPr>
@@ -1476,7 +1650,6 @@
         </w:rPr>
         <w:t xml:space="preserve"> )</w:t>
       </w:r>
-      <w:proofErr w:type="gramEnd"/>
       <w:r>
         <w:rPr>
           <w:rFonts w:ascii="Aptos" w:hAnsi="Aptos" w:cs="Courier New"/>
@@ -1503,21 +1676,7 @@
           <w:rFonts w:ascii="Courier New" w:hAnsi="Courier New" w:cs="Courier New"/>
           <w:lang w:val="en-GB"/>
         </w:rPr>
-        <w:t>git pu</w:t>
-      </w:r>
-      <w:r>
-        <w:rPr>
-          <w:rFonts w:ascii="Courier New" w:hAnsi="Courier New" w:cs="Courier New"/>
-          <w:lang w:val="en-GB"/>
-        </w:rPr>
-        <w:t>sh</w:t>
-      </w:r>
-      <w:r>
-        <w:rPr>
-          <w:rFonts w:ascii="Courier New" w:hAnsi="Courier New" w:cs="Courier New"/>
-          <w:lang w:val="en-GB"/>
-        </w:rPr>
-        <w:t xml:space="preserve"> </w:t>
+        <w:t xml:space="preserve">git push </w:t>
       </w:r>
       <w:hyperlink r:id="rId6" w:history="1">
         <w:r>
